--- a/klagomål/A 22139-2026 FSC-klagomål.docx
+++ b/klagomål/A 22139-2026 FSC-klagomål.docx
@@ -1551,7 +1551,7 @@
     <w:r>
       <w:tab/>
       <w:tab/>
-      <w:t>2026-09-14</w:t>
+      <w:t>2026-09-15</w:t>
       <w:br/>
       <w:br/>
     </w:r>

--- a/klagomål/A 22139-2026 FSC-klagomål.docx
+++ b/klagomål/A 22139-2026 FSC-klagomål.docx
@@ -1551,7 +1551,7 @@
     <w:r>
       <w:tab/>
       <w:tab/>
-      <w:t>2026-09-15</w:t>
+      <w:t>2026-09-16</w:t>
       <w:br/>
       <w:br/>
     </w:r>

--- a/klagomål/A 22139-2026 FSC-klagomål.docx
+++ b/klagomål/A 22139-2026 FSC-klagomål.docx
@@ -1551,7 +1551,7 @@
     <w:r>
       <w:tab/>
       <w:tab/>
-      <w:t>2026-09-16</w:t>
+      <w:t>2026-09-17</w:t>
       <w:br/>
       <w:br/>
     </w:r>

--- a/klagomål/A 22139-2026 FSC-klagomål.docx
+++ b/klagomål/A 22139-2026 FSC-klagomål.docx
@@ -1551,7 +1551,7 @@
     <w:r>
       <w:tab/>
       <w:tab/>
-      <w:t>2026-09-17</w:t>
+      <w:t>2026-09-18</w:t>
       <w:br/>
       <w:br/>
     </w:r>

--- a/klagomål/A 22139-2026 FSC-klagomål.docx
+++ b/klagomål/A 22139-2026 FSC-klagomål.docx
@@ -1551,7 +1551,7 @@
     <w:r>
       <w:tab/>
       <w:tab/>
-      <w:t>2026-09-18</w:t>
+      <w:t>2026-09-19</w:t>
       <w:br/>
       <w:br/>
     </w:r>

--- a/klagomål/A 22139-2026 FSC-klagomål.docx
+++ b/klagomål/A 22139-2026 FSC-klagomål.docx
@@ -1551,7 +1551,7 @@
     <w:r>
       <w:tab/>
       <w:tab/>
-      <w:t>2026-09-19</w:t>
+      <w:t>2026-09-21</w:t>
       <w:br/>
       <w:br/>
     </w:r>

--- a/klagomål/A 22139-2026 FSC-klagomål.docx
+++ b/klagomål/A 22139-2026 FSC-klagomål.docx
@@ -1551,7 +1551,7 @@
     <w:r>
       <w:tab/>
       <w:tab/>
-      <w:t>2026-09-21</w:t>
+      <w:t>2026-09-23</w:t>
       <w:br/>
       <w:br/>
     </w:r>

--- a/klagomål/A 22139-2026 FSC-klagomål.docx
+++ b/klagomål/A 22139-2026 FSC-klagomål.docx
@@ -1551,7 +1551,7 @@
     <w:r>
       <w:tab/>
       <w:tab/>
-      <w:t>2026-09-23</w:t>
+      <w:t>2026-09-24</w:t>
       <w:br/>
       <w:br/>
     </w:r>

--- a/klagomål/A 22139-2026 FSC-klagomål.docx
+++ b/klagomål/A 22139-2026 FSC-klagomål.docx
@@ -1551,7 +1551,7 @@
     <w:r>
       <w:tab/>
       <w:tab/>
-      <w:t>2026-09-24</w:t>
+      <w:t>2026-09-25</w:t>
       <w:br/>
       <w:br/>
     </w:r>

--- a/klagomål/A 22139-2026 FSC-klagomål.docx
+++ b/klagomål/A 22139-2026 FSC-klagomål.docx
@@ -1551,7 +1551,7 @@
     <w:r>
       <w:tab/>
       <w:tab/>
-      <w:t>2026-09-25</w:t>
+      <w:t>2026-09-26</w:t>
       <w:br/>
       <w:br/>
     </w:r>

--- a/klagomål/A 22139-2026 FSC-klagomål.docx
+++ b/klagomål/A 22139-2026 FSC-klagomål.docx
@@ -1551,7 +1551,7 @@
     <w:r>
       <w:tab/>
       <w:tab/>
-      <w:t>2026-09-26</w:t>
+      <w:t>2026-09-27</w:t>
       <w:br/>
       <w:br/>
     </w:r>

--- a/klagomål/A 22139-2026 FSC-klagomål.docx
+++ b/klagomål/A 22139-2026 FSC-klagomål.docx
@@ -1551,7 +1551,7 @@
     <w:r>
       <w:tab/>
       <w:tab/>
-      <w:t>2026-09-27</w:t>
+      <w:t>2026-09-28</w:t>
       <w:br/>
       <w:br/>
     </w:r>

--- a/klagomål/A 22139-2026 FSC-klagomål.docx
+++ b/klagomål/A 22139-2026 FSC-klagomål.docx
@@ -1551,7 +1551,7 @@
     <w:r>
       <w:tab/>
       <w:tab/>
-      <w:t>2026-09-28</w:t>
+      <w:t>2026-09-29</w:t>
       <w:br/>
       <w:br/>
     </w:r>

--- a/klagomål/A 22139-2026 FSC-klagomål.docx
+++ b/klagomål/A 22139-2026 FSC-klagomål.docx
@@ -1551,7 +1551,7 @@
     <w:r>
       <w:tab/>
       <w:tab/>
-      <w:t>2026-09-29</w:t>
+      <w:t>2026-09-30</w:t>
       <w:br/>
       <w:br/>
     </w:r>

--- a/klagomål/A 22139-2026 FSC-klagomål.docx
+++ b/klagomål/A 22139-2026 FSC-klagomål.docx
@@ -1551,7 +1551,7 @@
     <w:r>
       <w:tab/>
       <w:tab/>
-      <w:t>2026-09-30</w:t>
+      <w:t>2026-10-01</w:t>
       <w:br/>
       <w:br/>
     </w:r>

--- a/klagomål/A 22139-2026 FSC-klagomål.docx
+++ b/klagomål/A 22139-2026 FSC-klagomål.docx
@@ -1551,7 +1551,7 @@
     <w:r>
       <w:tab/>
       <w:tab/>
-      <w:t>2026-10-01</w:t>
+      <w:t>2026-10-02</w:t>
       <w:br/>
       <w:br/>
     </w:r>

--- a/klagomål/A 22139-2026 FSC-klagomål.docx
+++ b/klagomål/A 22139-2026 FSC-klagomål.docx
@@ -1551,7 +1551,7 @@
     <w:r>
       <w:tab/>
       <w:tab/>
-      <w:t>2026-10-02</w:t>
+      <w:t>2026-10-03</w:t>
       <w:br/>
       <w:br/>
     </w:r>

--- a/klagomål/A 22139-2026 FSC-klagomål.docx
+++ b/klagomål/A 22139-2026 FSC-klagomål.docx
@@ -1551,7 +1551,7 @@
     <w:r>
       <w:tab/>
       <w:tab/>
-      <w:t>2026-10-03</w:t>
+      <w:t>2026-10-04</w:t>
       <w:br/>
       <w:br/>
     </w:r>

--- a/klagomål/A 22139-2026 FSC-klagomål.docx
+++ b/klagomål/A 22139-2026 FSC-klagomål.docx
@@ -1551,7 +1551,7 @@
     <w:r>
       <w:tab/>
       <w:tab/>
-      <w:t>2026-10-04</w:t>
+      <w:t>2026-10-05</w:t>
       <w:br/>
       <w:br/>
     </w:r>

--- a/klagomål/A 22139-2026 FSC-klagomål.docx
+++ b/klagomål/A 22139-2026 FSC-klagomål.docx
@@ -1551,7 +1551,7 @@
     <w:r>
       <w:tab/>
       <w:tab/>
-      <w:t>2026-10-05</w:t>
+      <w:t>2026-10-06</w:t>
       <w:br/>
       <w:br/>
     </w:r>

--- a/klagomål/A 22139-2026 FSC-klagomål.docx
+++ b/klagomål/A 22139-2026 FSC-klagomål.docx
@@ -1551,7 +1551,7 @@
     <w:r>
       <w:tab/>
       <w:tab/>
-      <w:t>2026-10-06</w:t>
+      <w:t>2026-10-07</w:t>
       <w:br/>
       <w:br/>
     </w:r>

--- a/klagomål/A 22139-2026 FSC-klagomål.docx
+++ b/klagomål/A 22139-2026 FSC-klagomål.docx
@@ -1551,7 +1551,7 @@
     <w:r>
       <w:tab/>
       <w:tab/>
-      <w:t>2026-10-07</w:t>
+      <w:t>2026-10-08</w:t>
       <w:br/>
       <w:br/>
     </w:r>

--- a/klagomål/A 22139-2026 FSC-klagomål.docx
+++ b/klagomål/A 22139-2026 FSC-klagomål.docx
@@ -1551,7 +1551,7 @@
     <w:r>
       <w:tab/>
       <w:tab/>
-      <w:t>2026-10-08</w:t>
+      <w:t>2026-10-09</w:t>
       <w:br/>
       <w:br/>
     </w:r>

--- a/klagomål/A 22139-2026 FSC-klagomål.docx
+++ b/klagomål/A 22139-2026 FSC-klagomål.docx
@@ -1551,7 +1551,7 @@
     <w:r>
       <w:tab/>
       <w:tab/>
-      <w:t>2026-10-09</w:t>
+      <w:t>2026-10-10</w:t>
       <w:br/>
       <w:br/>
     </w:r>

--- a/klagomål/A 22139-2026 FSC-klagomål.docx
+++ b/klagomål/A 22139-2026 FSC-klagomål.docx
@@ -1551,7 +1551,7 @@
     <w:r>
       <w:tab/>
       <w:tab/>
-      <w:t>2026-10-10</w:t>
+      <w:t>2026-10-11</w:t>
       <w:br/>
       <w:br/>
     </w:r>

--- a/klagomål/A 22139-2026 FSC-klagomål.docx
+++ b/klagomål/A 22139-2026 FSC-klagomål.docx
@@ -1551,7 +1551,7 @@
     <w:r>
       <w:tab/>
       <w:tab/>
-      <w:t>2026-10-11</w:t>
+      <w:t>2026-10-12</w:t>
       <w:br/>
       <w:br/>
     </w:r>

--- a/klagomål/A 22139-2026 FSC-klagomål.docx
+++ b/klagomål/A 22139-2026 FSC-klagomål.docx
@@ -1551,7 +1551,7 @@
     <w:r>
       <w:tab/>
       <w:tab/>
-      <w:t>2026-10-12</w:t>
+      <w:t>2026-10-13</w:t>
       <w:br/>
       <w:br/>
     </w:r>

--- a/klagomål/A 22139-2026 FSC-klagomål.docx
+++ b/klagomål/A 22139-2026 FSC-klagomål.docx
@@ -1551,7 +1551,7 @@
     <w:r>
       <w:tab/>
       <w:tab/>
-      <w:t>2026-10-13</w:t>
+      <w:t>2026-10-14</w:t>
       <w:br/>
       <w:br/>
     </w:r>

--- a/klagomål/A 22139-2026 FSC-klagomål.docx
+++ b/klagomål/A 22139-2026 FSC-klagomål.docx
@@ -1551,7 +1551,7 @@
     <w:r>
       <w:tab/>
       <w:tab/>
-      <w:t>2026-10-14</w:t>
+      <w:t>2026-10-15</w:t>
       <w:br/>
       <w:br/>
     </w:r>

--- a/klagomål/A 22139-2026 FSC-klagomål.docx
+++ b/klagomål/A 22139-2026 FSC-klagomål.docx
@@ -1551,7 +1551,7 @@
     <w:r>
       <w:tab/>
       <w:tab/>
-      <w:t>2026-10-15</w:t>
+      <w:t>2026-10-16</w:t>
       <w:br/>
       <w:br/>
     </w:r>

--- a/klagomål/A 22139-2026 FSC-klagomål.docx
+++ b/klagomål/A 22139-2026 FSC-klagomål.docx
@@ -221,7 +221,7 @@
     </w:p>
     <w:p>
       <w:r>
-        <w:t>I och inom 24 meter från avverkningsanmälan finns fynd av 26 naturvårdsarter, varav 10 är rödlistade, 3 är fridlysta, 16 är typiska (T) och 13 är signalarter (S): brunpudrad nållav (NT, T), dropptaggsvamp (NT, T), gransotdyna (NT), kattfotslav (NT, T), nordtagging (NT), stubbtrådmossa (NT), tallticka (NT, T), vaddporing (NT), vedskivlav (NT, T), vedtrappmossa (NT, T), björksplintborre (S), blomkålssvamp (S), blåmossa (S, T), blåsfliksmossa (S, T), bronshjon (S, T), kornig nållav (S, T), kornknutmossa (S, T), mindre märgborre (S, T), platt fjädermossa (S, T), stor revmossa (S), thomsons trägnagare (S), vedticka (S, T), vågbandad barkbock (S), spillkråka (T, §4), tjäder (T, §4) och svartvit flugsnappare (§4). Se Figur 1.</w:t>
+        <w:t>I och inom 24 meter från avverkningsanmälan finns fynd av 27 naturvårdsarter, varav 11 är rödlistade, 3 är fridlysta, 16 är typiska (T) och 13 är signalarter (S): brunpudrad nållav (NT, T), dropptaggsvamp (NT, T), gransotdyna (NT), hornvaxskinn (NT), kattfotslav (NT, T), nordtagging (NT), stubbtrådmossa (NT), tallticka (NT, T), vaddporing (NT), vedskivlav (NT, T), vedtrappmossa (NT, T), björksplintborre (S), blomkålssvamp (S), blåmossa (S, T), blåsfliksmossa (S, T), bronshjon (S, T), kornig nållav (S, T), kornknutmossa (S, T), mindre märgborre (S, T), platt fjädermossa (S, T), stor revmossa (S), thomsons trägnagare (S), vedticka (S, T), vågbandad barkbock (S), spillkråka (T, §4), tjäder (T, §4) och svartvit flugsnappare (§4). Se Figur 1.</w:t>
       </w:r>
     </w:p>
     <w:p>
@@ -303,6 +303,17 @@
         <w:rPr>
           <w:b/>
         </w:rPr>
+        <w:t xml:space="preserve">Hornvaxskinn (NT) </w:t>
+      </w:r>
+      <w:r>
+        <w:t>påträffas på gamla senvuxna, torra och hårda lågor i gamla naturskogsartade eller plockhuggna tallskogar i norra Sverige. Arten hotas av avverkning av naturskogsartade tallskogar och uttag av torrakor till timring av byggnader. Avverkning av naturskogsliknande tallskogar bör ej förekomma (SLU Artdatabanken, 2024).</w:t>
+      </w:r>
+    </w:p>
+    <w:p>
+      <w:r>
+        <w:rPr>
+          <w:b/>
+        </w:rPr>
         <w:t xml:space="preserve">Kattfotslav (NT) </w:t>
       </w:r>
       <w:r>
@@ -857,7 +868,7 @@
         <w:rPr>
           <w:i/>
         </w:rPr>
-        <w:t>I det avverkningsanmälda skogsområdet har 23 rödlistade arter och signalarter påträffats. Detta ska jämföras med Skogsstyrelsens uppföljning 2017 av nyckelbiotoper som visade att man i genomsnitt hittar 20,6 olika rödlistade arter och signalarter i en nyckelbiotop (Wijk, S. 2017. Biologisk mångfald i nyckelbiotoper – Resultat från inventeringen “Uppföljning biologisk mångfald” 2009–2015. Rapport 4/2017 Skogsstyrelsen, Jönköping).</w:t>
+        <w:t>I det avverkningsanmälda skogsområdet har 24 rödlistade arter och signalarter påträffats. Detta ska jämföras med Skogsstyrelsens uppföljning 2017 av nyckelbiotoper som visade att man i genomsnitt hittar 20,6 olika rödlistade arter och signalarter i en nyckelbiotop (Wijk, S. 2017. Biologisk mångfald i nyckelbiotoper – Resultat från inventeringen “Uppföljning biologisk mångfald” 2009–2015. Rapport 4/2017 Skogsstyrelsen, Jönköping).</w:t>
       </w:r>
     </w:p>
     <w:p>
@@ -886,7 +897,7 @@
         <w:rPr>
           <w:i/>
         </w:rPr>
-        <w:t>I det avverkningsanmälda skogsområdet har 26 naturvårdsarter varav 10 rödlistade arter sina livsmiljöer och växtplatser.</w:t>
+        <w:t>I det avverkningsanmälda skogsområdet har 27 naturvårdsarter varav 11 rödlistade arter sina livsmiljöer och växtplatser.</w:t>
       </w:r>
     </w:p>
     <w:p>
@@ -1551,7 +1562,7 @@
     <w:r>
       <w:tab/>
       <w:tab/>
-      <w:t>2026-10-16</w:t>
+      <w:t>2026-10-17</w:t>
       <w:br/>
       <w:br/>
     </w:r>

--- a/klagomål/A 22139-2026 FSC-klagomål.docx
+++ b/klagomål/A 22139-2026 FSC-klagomål.docx
@@ -1562,7 +1562,7 @@
     <w:r>
       <w:tab/>
       <w:tab/>
-      <w:t>2026-10-17</w:t>
+      <w:t>2026-10-18</w:t>
       <w:br/>
       <w:br/>
     </w:r>

--- a/klagomål/A 22139-2026 FSC-klagomål.docx
+++ b/klagomål/A 22139-2026 FSC-klagomål.docx
@@ -1562,7 +1562,7 @@
     <w:r>
       <w:tab/>
       <w:tab/>
-      <w:t>2026-10-18</w:t>
+      <w:t>2026-10-19</w:t>
       <w:br/>
       <w:br/>
     </w:r>

--- a/klagomål/A 22139-2026 FSC-klagomål.docx
+++ b/klagomål/A 22139-2026 FSC-klagomål.docx
@@ -1562,7 +1562,7 @@
     <w:r>
       <w:tab/>
       <w:tab/>
-      <w:t>2026-10-19</w:t>
+      <w:t>2026-10-20</w:t>
       <w:br/>
       <w:br/>
     </w:r>

--- a/klagomål/A 22139-2026 FSC-klagomål.docx
+++ b/klagomål/A 22139-2026 FSC-klagomål.docx
@@ -1562,7 +1562,7 @@
     <w:r>
       <w:tab/>
       <w:tab/>
-      <w:t>2026-10-20</w:t>
+      <w:t>2026-10-21</w:t>
       <w:br/>
       <w:br/>
     </w:r>

--- a/klagomål/A 22139-2026 FSC-klagomål.docx
+++ b/klagomål/A 22139-2026 FSC-klagomål.docx
@@ -1562,7 +1562,7 @@
     <w:r>
       <w:tab/>
       <w:tab/>
-      <w:t>2026-10-21</w:t>
+      <w:t>2026-10-22</w:t>
       <w:br/>
       <w:br/>
     </w:r>
